--- a/03 Attention.docx
+++ b/03 Attention.docx
@@ -816,6 +816,7 @@
       </w:pPr>
       <w:r>
         <w:rPr>
+          <w:noProof/>
           <w:shd w:val="clear" w:color="auto" w:fill="FFFFFF"/>
         </w:rPr>
         <w:drawing>
@@ -834,7 +835,7 @@
                     <pic:cNvPicPr/>
                   </pic:nvPicPr>
                   <pic:blipFill>
-                    <a:blip r:embed="rId5"/>
+                    <a:blip r:embed="rId6"/>
                     <a:stretch>
                       <a:fillRect/>
                     </a:stretch>
@@ -992,6 +993,7 @@
       </w:pPr>
       <w:r>
         <w:rPr>
+          <w:noProof/>
           <w:shd w:val="clear" w:color="auto" w:fill="FFFFFF"/>
         </w:rPr>
         <w:drawing>
@@ -1010,7 +1012,7 @@
                     <pic:cNvPicPr/>
                   </pic:nvPicPr>
                   <pic:blipFill>
-                    <a:blip r:embed="rId6"/>
+                    <a:blip r:embed="rId7"/>
                     <a:stretch>
                       <a:fillRect/>
                     </a:stretch>
@@ -1073,6 +1075,7 @@
         <w:rPr>
           <w:b/>
           <w:bCs/>
+          <w:noProof/>
           <w:shd w:val="clear" w:color="auto" w:fill="FFFFFF"/>
         </w:rPr>
         <w:drawing>
@@ -1091,7 +1094,7 @@
                     <pic:cNvPicPr/>
                   </pic:nvPicPr>
                   <pic:blipFill>
-                    <a:blip r:embed="rId7"/>
+                    <a:blip r:embed="rId8"/>
                     <a:stretch>
                       <a:fillRect/>
                     </a:stretch>
@@ -1228,7 +1231,19 @@
         <w:rPr>
           <w:shd w:val="clear" w:color="auto" w:fill="FFFFFF"/>
         </w:rPr>
-        <w:t xml:space="preserve">Features may combine on their own without attention but sometimes be inaccurate and give ride to an </w:t>
+        <w:t>Features may combine on their own without attention but sometimes be inaccurate and give ri</w:t>
+      </w:r>
+      <w:r>
+        <w:rPr>
+          <w:shd w:val="clear" w:color="auto" w:fill="FFFFFF"/>
+        </w:rPr>
+        <w:t>s</w:t>
+      </w:r>
+      <w:r>
+        <w:rPr>
+          <w:shd w:val="clear" w:color="auto" w:fill="FFFFFF"/>
+        </w:rPr>
+        <w:t xml:space="preserve">e to an </w:t>
       </w:r>
       <w:r>
         <w:rPr>
@@ -1242,6 +1257,1691 @@
     <w:p>
       <w:pPr>
         <w:ind w:left="360"/>
+        <w:rPr>
+          <w:shd w:val="clear" w:color="auto" w:fill="FFFFFF"/>
+        </w:rPr>
+      </w:pPr>
+    </w:p>
+    <w:p>
+      <w:pPr>
+        <w:rPr>
+          <w:shd w:val="clear" w:color="auto" w:fill="FFFFFF"/>
+        </w:rPr>
+      </w:pPr>
+      <w:r>
+        <w:rPr>
+          <w:shd w:val="clear" w:color="auto" w:fill="FFFFFF"/>
+        </w:rPr>
+        <w:t>Objects do have attention getting properties above and beyond occupying a region In space and features, objects can overlap and we are still able to attend to each object</w:t>
+      </w:r>
+    </w:p>
+    <w:p>
+      <w:pPr>
+        <w:rPr>
+          <w:shd w:val="clear" w:color="auto" w:fill="FFFFFF"/>
+        </w:rPr>
+      </w:pPr>
+    </w:p>
+    <w:p>
+      <w:pPr>
+        <w:rPr>
+          <w:shd w:val="clear" w:color="auto" w:fill="FFFFFF"/>
+        </w:rPr>
+      </w:pPr>
+      <w:r>
+        <w:rPr>
+          <w:shd w:val="clear" w:color="auto" w:fill="FFFFFF"/>
+        </w:rPr>
+        <w:t>Once an object is identified then its constituent parts are more easily processed</w:t>
+      </w:r>
+    </w:p>
+    <w:p>
+      <w:pPr>
+        <w:rPr>
+          <w:shd w:val="clear" w:color="auto" w:fill="FFFFFF"/>
+        </w:rPr>
+      </w:pPr>
+      <w:r>
+        <w:rPr>
+          <w:b/>
+          <w:bCs/>
+          <w:shd w:val="clear" w:color="auto" w:fill="FFFFFF"/>
+        </w:rPr>
+        <w:t xml:space="preserve">Location based attention prediction </w:t>
+      </w:r>
+      <w:r>
+        <w:rPr>
+          <w:shd w:val="clear" w:color="auto" w:fill="FFFFFF"/>
+        </w:rPr>
+        <w:t>: same accuracy for since and double object questions, attention must be allocated to the region of space that encompasses both objects</w:t>
+      </w:r>
+    </w:p>
+    <w:p>
+      <w:pPr>
+        <w:rPr>
+          <w:shd w:val="clear" w:color="auto" w:fill="FFFFFF"/>
+        </w:rPr>
+      </w:pPr>
+      <w:r>
+        <w:rPr>
+          <w:b/>
+          <w:bCs/>
+          <w:shd w:val="clear" w:color="auto" w:fill="FFFFFF"/>
+        </w:rPr>
+        <w:t xml:space="preserve">Object based attention prediction : </w:t>
+      </w:r>
+      <w:r>
+        <w:rPr>
+          <w:shd w:val="clear" w:color="auto" w:fill="FFFFFF"/>
+        </w:rPr>
+        <w:t>Better accuracy for single than double object. Attention must be switched from object to object</w:t>
+      </w:r>
+    </w:p>
+    <w:p>
+      <w:pPr>
+        <w:rPr>
+          <w:shd w:val="clear" w:color="auto" w:fill="FFFFFF"/>
+        </w:rPr>
+      </w:pPr>
+    </w:p>
+    <w:p>
+      <w:pPr>
+        <w:pStyle w:val="ListParagraph"/>
+        <w:numPr>
+          <w:ilvl w:val="1"/>
+          <w:numId w:val="1"/>
+        </w:numPr>
+        <w:rPr>
+          <w:b/>
+          <w:bCs/>
+          <w:shd w:val="clear" w:color="auto" w:fill="FFFFFF"/>
+        </w:rPr>
+      </w:pPr>
+      <w:r>
+        <w:rPr>
+          <w:b/>
+          <w:bCs/>
+          <w:shd w:val="clear" w:color="auto" w:fill="FFFFFF"/>
+        </w:rPr>
+        <w:t>Exogenous influences on attention</w:t>
+      </w:r>
+    </w:p>
+    <w:p>
+      <w:pPr>
+        <w:rPr>
+          <w:shd w:val="clear" w:color="auto" w:fill="FFFFFF"/>
+        </w:rPr>
+      </w:pPr>
+    </w:p>
+    <w:p>
+      <w:pPr>
+        <w:rPr>
+          <w:b/>
+          <w:bCs/>
+          <w:shd w:val="clear" w:color="auto" w:fill="FFFFFF"/>
+        </w:rPr>
+      </w:pPr>
+      <w:r>
+        <w:rPr>
+          <w:shd w:val="clear" w:color="auto" w:fill="FFFFFF"/>
+        </w:rPr>
+        <w:t xml:space="preserve">Since there are so many things attention could possible be allocated to, how is one selected? The proposal is that attention is </w:t>
+      </w:r>
+      <w:r>
+        <w:rPr>
+          <w:b/>
+          <w:bCs/>
+          <w:shd w:val="clear" w:color="auto" w:fill="FFFFFF"/>
+        </w:rPr>
+        <w:t xml:space="preserve">bottom up </w:t>
+      </w:r>
+      <w:r>
+        <w:rPr>
+          <w:shd w:val="clear" w:color="auto" w:fill="FFFFFF"/>
+        </w:rPr>
+        <w:t xml:space="preserve">and allocated according to a </w:t>
+      </w:r>
+      <w:r>
+        <w:rPr>
+          <w:b/>
+          <w:bCs/>
+          <w:shd w:val="clear" w:color="auto" w:fill="FFFFFF"/>
+        </w:rPr>
+        <w:t>bias competition.</w:t>
+      </w:r>
+    </w:p>
+    <w:p>
+      <w:pPr>
+        <w:rPr>
+          <w:shd w:val="clear" w:color="auto" w:fill="FFFFFF"/>
+        </w:rPr>
+      </w:pPr>
+      <w:r>
+        <w:rPr>
+          <w:shd w:val="clear" w:color="auto" w:fill="FFFFFF"/>
+        </w:rPr>
+        <w:t>All aspects of a situation compete for attention, and objects with more noticeable features are more likely to win.</w:t>
+      </w:r>
+    </w:p>
+    <w:p>
+      <w:pPr>
+        <w:rPr>
+          <w:shd w:val="clear" w:color="auto" w:fill="FFFFFF"/>
+        </w:rPr>
+      </w:pPr>
+      <w:r>
+        <w:rPr>
+          <w:shd w:val="clear" w:color="auto" w:fill="FFFFFF"/>
+        </w:rPr>
+        <w:t xml:space="preserve">The capturing of attention by perceptually salient stimuli is essentially and </w:t>
+      </w:r>
+      <w:r>
+        <w:rPr>
+          <w:b/>
+          <w:bCs/>
+          <w:shd w:val="clear" w:color="auto" w:fill="FFFFFF"/>
+        </w:rPr>
+        <w:t>exogenous process.</w:t>
+      </w:r>
+    </w:p>
+    <w:p>
+      <w:pPr>
+        <w:rPr>
+          <w:shd w:val="clear" w:color="auto" w:fill="FFFFFF"/>
+        </w:rPr>
+      </w:pPr>
+      <w:r>
+        <w:rPr>
+          <w:shd w:val="clear" w:color="auto" w:fill="FFFFFF"/>
+        </w:rPr>
+        <w:t>It’s the properties of elements of the situation that capture attention with the most salient winning the competition</w:t>
+      </w:r>
+    </w:p>
+    <w:p>
+      <w:pPr>
+        <w:rPr>
+          <w:shd w:val="clear" w:color="auto" w:fill="FFFFFF"/>
+        </w:rPr>
+      </w:pPr>
+      <w:r>
+        <w:rPr>
+          <w:b/>
+          <w:bCs/>
+          <w:shd w:val="clear" w:color="auto" w:fill="FFFFFF"/>
+        </w:rPr>
+        <w:t xml:space="preserve">Capture </w:t>
+      </w:r>
+      <w:r>
+        <w:rPr>
+          <w:shd w:val="clear" w:color="auto" w:fill="FFFFFF"/>
+        </w:rPr>
+        <w:t>is the ability of one source of info to take processing priority from another</w:t>
+      </w:r>
+    </w:p>
+    <w:p>
+      <w:pPr>
+        <w:rPr>
+          <w:shd w:val="clear" w:color="auto" w:fill="FFFFFF"/>
+        </w:rPr>
+      </w:pPr>
+    </w:p>
+    <w:p>
+      <w:pPr>
+        <w:rPr>
+          <w:shd w:val="clear" w:color="auto" w:fill="FFFFFF"/>
+        </w:rPr>
+      </w:pPr>
+      <w:r>
+        <w:rPr>
+          <w:shd w:val="clear" w:color="auto" w:fill="FFFFFF"/>
+        </w:rPr>
+        <w:t>Drawbacks of using a simple competition is that once attention has been allocated for something, its difficult to switch attention to something else less salient unless the original stimulus disappears.</w:t>
+      </w:r>
+    </w:p>
+    <w:p>
+      <w:pPr>
+        <w:rPr>
+          <w:shd w:val="clear" w:color="auto" w:fill="FFFFFF"/>
+        </w:rPr>
+      </w:pPr>
+      <w:r>
+        <w:rPr>
+          <w:shd w:val="clear" w:color="auto" w:fill="FFFFFF"/>
+        </w:rPr>
+        <w:t>If you manage to allocate attention to a less salient stimulus then the original stimulus is likely to capture the attention back</w:t>
+      </w:r>
+    </w:p>
+    <w:p>
+      <w:pPr>
+        <w:rPr>
+          <w:shd w:val="clear" w:color="auto" w:fill="FFFFFF"/>
+        </w:rPr>
+      </w:pPr>
+      <w:r>
+        <w:rPr>
+          <w:shd w:val="clear" w:color="auto" w:fill="FFFFFF"/>
+        </w:rPr>
+        <w:t xml:space="preserve">Under most circumstances humans do a </w:t>
+      </w:r>
+      <w:r>
+        <w:rPr>
+          <w:b/>
+          <w:bCs/>
+          <w:shd w:val="clear" w:color="auto" w:fill="FFFFFF"/>
+        </w:rPr>
+        <w:t xml:space="preserve">moth to a flame effect </w:t>
+      </w:r>
+      <w:r>
+        <w:rPr>
+          <w:shd w:val="clear" w:color="auto" w:fill="FFFFFF"/>
+        </w:rPr>
+        <w:t>when there are a very strong visual cues to grab attention.</w:t>
+      </w:r>
+    </w:p>
+    <w:p>
+      <w:pPr>
+        <w:rPr>
+          <w:shd w:val="clear" w:color="auto" w:fill="FFFFFF"/>
+        </w:rPr>
+      </w:pPr>
+      <w:r>
+        <w:rPr>
+          <w:shd w:val="clear" w:color="auto" w:fill="FFFFFF"/>
+        </w:rPr>
+        <w:lastRenderedPageBreak/>
+        <w:t xml:space="preserve">The </w:t>
+      </w:r>
+      <w:r>
+        <w:rPr>
+          <w:b/>
+          <w:bCs/>
+          <w:shd w:val="clear" w:color="auto" w:fill="FFFFFF"/>
+        </w:rPr>
+        <w:t xml:space="preserve">Ventral frontoparietal brain network </w:t>
+      </w:r>
+      <w:r>
+        <w:rPr>
+          <w:shd w:val="clear" w:color="auto" w:fill="FFFFFF"/>
+        </w:rPr>
+        <w:t xml:space="preserve">acts as a circuit breaker to break attentional focus on one stimulus in </w:t>
+      </w:r>
+      <w:proofErr w:type="spellStart"/>
+      <w:r>
+        <w:rPr>
+          <w:shd w:val="clear" w:color="auto" w:fill="FFFFFF"/>
+        </w:rPr>
+        <w:t>favor</w:t>
+      </w:r>
+      <w:proofErr w:type="spellEnd"/>
+      <w:r>
+        <w:rPr>
+          <w:shd w:val="clear" w:color="auto" w:fill="FFFFFF"/>
+        </w:rPr>
+        <w:t xml:space="preserve"> of another behaviourally relevant stimulus</w:t>
+      </w:r>
+    </w:p>
+    <w:p>
+      <w:pPr>
+        <w:rPr>
+          <w:shd w:val="clear" w:color="auto" w:fill="FFFFFF"/>
+        </w:rPr>
+      </w:pPr>
+    </w:p>
+    <w:p>
+      <w:pPr>
+        <w:rPr>
+          <w:shd w:val="clear" w:color="auto" w:fill="FFFFFF"/>
+        </w:rPr>
+      </w:pPr>
+      <w:r>
+        <w:rPr>
+          <w:b/>
+          <w:bCs/>
+          <w:shd w:val="clear" w:color="auto" w:fill="FFFFFF"/>
+        </w:rPr>
+        <w:t xml:space="preserve">Inhibition of return </w:t>
+      </w:r>
+      <w:r>
+        <w:rPr>
+          <w:shd w:val="clear" w:color="auto" w:fill="FFFFFF"/>
+        </w:rPr>
+        <w:t>is that there is a delay in responding to subsequent stimuli at that location</w:t>
+      </w:r>
+    </w:p>
+    <w:p>
+      <w:pPr>
+        <w:rPr>
+          <w:b/>
+          <w:bCs/>
+          <w:shd w:val="clear" w:color="auto" w:fill="FFFFFF"/>
+        </w:rPr>
+      </w:pPr>
+      <w:r>
+        <w:rPr>
+          <w:shd w:val="clear" w:color="auto" w:fill="FFFFFF"/>
+        </w:rPr>
+        <w:t xml:space="preserve">If two stimuli are presented in rapid succession, the second one maybe missed, this is termed as </w:t>
+      </w:r>
+      <w:r>
+        <w:rPr>
+          <w:b/>
+          <w:bCs/>
+          <w:shd w:val="clear" w:color="auto" w:fill="FFFFFF"/>
+        </w:rPr>
+        <w:t>attentional blink</w:t>
+      </w:r>
+    </w:p>
+    <w:p>
+      <w:pPr>
+        <w:rPr>
+          <w:b/>
+          <w:bCs/>
+          <w:shd w:val="clear" w:color="auto" w:fill="FFFFFF"/>
+        </w:rPr>
+      </w:pPr>
+    </w:p>
+    <w:p>
+      <w:pPr>
+        <w:pStyle w:val="ListParagraph"/>
+        <w:numPr>
+          <w:ilvl w:val="1"/>
+          <w:numId w:val="1"/>
+        </w:numPr>
+        <w:rPr>
+          <w:b/>
+          <w:bCs/>
+          <w:shd w:val="clear" w:color="auto" w:fill="FFFFFF"/>
+        </w:rPr>
+      </w:pPr>
+      <w:r>
+        <w:rPr>
+          <w:b/>
+          <w:bCs/>
+          <w:shd w:val="clear" w:color="auto" w:fill="FFFFFF"/>
+        </w:rPr>
+        <w:t>Endogenous influences on attention</w:t>
+      </w:r>
+    </w:p>
+    <w:p>
+      <w:pPr>
+        <w:rPr>
+          <w:shd w:val="clear" w:color="auto" w:fill="FFFFFF"/>
+        </w:rPr>
+      </w:pPr>
+      <w:r>
+        <w:rPr>
+          <w:shd w:val="clear" w:color="auto" w:fill="FFFFFF"/>
+        </w:rPr>
+        <w:t>Exogenous cues are bottom up w</w:t>
+      </w:r>
+      <w:r>
+        <w:rPr>
+          <w:shd w:val="clear" w:color="auto" w:fill="FFFFFF"/>
+        </w:rPr>
+        <w:t>hile</w:t>
+      </w:r>
+      <w:r>
+        <w:rPr>
+          <w:shd w:val="clear" w:color="auto" w:fill="FFFFFF"/>
+        </w:rPr>
+        <w:t xml:space="preserve"> endogenous cues are top down</w:t>
+      </w:r>
+    </w:p>
+    <w:p>
+      <w:pPr>
+        <w:rPr>
+          <w:shd w:val="clear" w:color="auto" w:fill="FFFFFF"/>
+        </w:rPr>
+      </w:pPr>
+    </w:p>
+    <w:p>
+      <w:pPr>
+        <w:rPr>
+          <w:shd w:val="clear" w:color="auto" w:fill="FFFFFF"/>
+        </w:rPr>
+      </w:pPr>
+      <w:r>
+        <w:rPr>
+          <w:b/>
+          <w:bCs/>
+          <w:shd w:val="clear" w:color="auto" w:fill="FFFFFF"/>
+        </w:rPr>
+        <w:t xml:space="preserve">Posner paradigm : </w:t>
+      </w:r>
+      <w:r>
+        <w:rPr>
+          <w:shd w:val="clear" w:color="auto" w:fill="FFFFFF"/>
+        </w:rPr>
+        <w:t xml:space="preserve">Visual cue which indicated the probability of a location where a visual target could appear. The task is participants are fixated the </w:t>
+      </w:r>
+      <w:proofErr w:type="spellStart"/>
+      <w:r>
+        <w:rPr>
+          <w:shd w:val="clear" w:color="auto" w:fill="FFFFFF"/>
+        </w:rPr>
+        <w:t>center</w:t>
+      </w:r>
+      <w:proofErr w:type="spellEnd"/>
+      <w:r>
+        <w:rPr>
+          <w:shd w:val="clear" w:color="auto" w:fill="FFFFFF"/>
+        </w:rPr>
+        <w:t xml:space="preserve"> of the visual display and responded as quick as possible when they detected a target which would be presented either to the left or right side of the fixation point</w:t>
+      </w:r>
+    </w:p>
+    <w:p>
+      <w:pPr>
+        <w:rPr>
+          <w:shd w:val="clear" w:color="auto" w:fill="FFFFFF"/>
+        </w:rPr>
+      </w:pPr>
+      <w:r>
+        <w:rPr>
+          <w:shd w:val="clear" w:color="auto" w:fill="FFFFFF"/>
+        </w:rPr>
+        <w:t>No eye movements allowed so it was attentional focus that moves to peripheral stimuli</w:t>
+      </w:r>
+    </w:p>
+    <w:p>
+      <w:pPr>
+        <w:rPr>
+          <w:shd w:val="clear" w:color="auto" w:fill="FFFFFF"/>
+        </w:rPr>
+      </w:pPr>
+      <w:r>
+        <w:rPr>
+          <w:shd w:val="clear" w:color="auto" w:fill="FFFFFF"/>
+        </w:rPr>
+        <w:t>Results show that valid cues produced a faster response than neutral and invalid cues</w:t>
+      </w:r>
+    </w:p>
+    <w:p>
+      <w:pPr>
+        <w:rPr>
+          <w:b/>
+          <w:bCs/>
+          <w:shd w:val="clear" w:color="auto" w:fill="FFFFFF"/>
+        </w:rPr>
+      </w:pPr>
+      <w:r>
+        <w:rPr>
+          <w:shd w:val="clear" w:color="auto" w:fill="FFFFFF"/>
+        </w:rPr>
+        <w:t xml:space="preserve">Two types of cue (attentional guidance) : </w:t>
+      </w:r>
+      <w:r>
+        <w:rPr>
+          <w:shd w:val="clear" w:color="auto" w:fill="FFFFFF"/>
+        </w:rPr>
+        <w:tab/>
+        <w:t xml:space="preserve">Endogenous : </w:t>
+      </w:r>
+      <w:r>
+        <w:rPr>
+          <w:b/>
+          <w:bCs/>
+          <w:shd w:val="clear" w:color="auto" w:fill="FFFFFF"/>
+        </w:rPr>
+        <w:t>Central cue</w:t>
+      </w:r>
+    </w:p>
+    <w:p>
+      <w:pPr>
+        <w:rPr>
+          <w:shd w:val="clear" w:color="auto" w:fill="FFFFFF"/>
+        </w:rPr>
+      </w:pPr>
+      <w:r>
+        <w:rPr>
+          <w:b/>
+          <w:bCs/>
+          <w:shd w:val="clear" w:color="auto" w:fill="FFFFFF"/>
+        </w:rPr>
+        <w:tab/>
+      </w:r>
+      <w:r>
+        <w:rPr>
+          <w:b/>
+          <w:bCs/>
+          <w:shd w:val="clear" w:color="auto" w:fill="FFFFFF"/>
+        </w:rPr>
+        <w:tab/>
+      </w:r>
+      <w:r>
+        <w:rPr>
+          <w:b/>
+          <w:bCs/>
+          <w:shd w:val="clear" w:color="auto" w:fill="FFFFFF"/>
+        </w:rPr>
+        <w:tab/>
+      </w:r>
+      <w:r>
+        <w:rPr>
+          <w:b/>
+          <w:bCs/>
+          <w:shd w:val="clear" w:color="auto" w:fill="FFFFFF"/>
+        </w:rPr>
+        <w:tab/>
+      </w:r>
+      <w:r>
+        <w:rPr>
+          <w:b/>
+          <w:bCs/>
+          <w:shd w:val="clear" w:color="auto" w:fill="FFFFFF"/>
+        </w:rPr>
+        <w:tab/>
+      </w:r>
+      <w:r>
+        <w:rPr>
+          <w:b/>
+          <w:bCs/>
+          <w:shd w:val="clear" w:color="auto" w:fill="FFFFFF"/>
+        </w:rPr>
+        <w:tab/>
+      </w:r>
+      <w:r>
+        <w:rPr>
+          <w:shd w:val="clear" w:color="auto" w:fill="FFFFFF"/>
+        </w:rPr>
+        <w:t xml:space="preserve">Exogenous : </w:t>
+      </w:r>
+      <w:r>
+        <w:rPr>
+          <w:b/>
+          <w:bCs/>
+          <w:shd w:val="clear" w:color="auto" w:fill="FFFFFF"/>
+        </w:rPr>
+        <w:t xml:space="preserve">Peripheral cue </w:t>
+      </w:r>
+    </w:p>
+    <w:p>
+      <w:pPr>
+        <w:rPr>
+          <w:shd w:val="clear" w:color="auto" w:fill="FFFFFF"/>
+        </w:rPr>
+      </w:pPr>
+      <w:r>
+        <w:rPr>
+          <w:b/>
+          <w:bCs/>
+          <w:shd w:val="clear" w:color="auto" w:fill="FFFFFF"/>
+        </w:rPr>
+        <w:t xml:space="preserve">Endogenous attention </w:t>
+      </w:r>
+      <w:r>
+        <w:rPr>
+          <w:shd w:val="clear" w:color="auto" w:fill="FFFFFF"/>
+        </w:rPr>
+        <w:t>is attention that is controlled by the intention of a participant</w:t>
+      </w:r>
+    </w:p>
+    <w:p>
+      <w:pPr>
+        <w:rPr>
+          <w:shd w:val="clear" w:color="auto" w:fill="FFFFFF"/>
+        </w:rPr>
+      </w:pPr>
+      <w:r>
+        <w:rPr>
+          <w:b/>
+          <w:bCs/>
+          <w:shd w:val="clear" w:color="auto" w:fill="FFFFFF"/>
+        </w:rPr>
+        <w:t xml:space="preserve">Exogenous attention </w:t>
+      </w:r>
+      <w:r>
+        <w:rPr>
+          <w:shd w:val="clear" w:color="auto" w:fill="FFFFFF"/>
+        </w:rPr>
+        <w:t>is attention that</w:t>
+      </w:r>
+      <w:r>
+        <w:rPr>
+          <w:shd w:val="clear" w:color="auto" w:fill="FFFFFF"/>
+        </w:rPr>
+        <w:t xml:space="preserve"> is drawn automatically to a stimulus without the intention of the participant. Processing by exogenous attention cannot be ignored</w:t>
+      </w:r>
+    </w:p>
+    <w:p>
+      <w:pPr>
+        <w:rPr>
+          <w:shd w:val="clear" w:color="auto" w:fill="FFFFFF"/>
+        </w:rPr>
+      </w:pPr>
+      <w:r>
+        <w:rPr>
+          <w:shd w:val="clear" w:color="auto" w:fill="FFFFFF"/>
+        </w:rPr>
+        <w:drawing>
+          <wp:inline distT="0" distB="0" distL="0" distR="0" wp14:anchorId="7184FD3B" wp14:editId="15F3BBC5">
+            <wp:extent cx="4658375" cy="3124636"/>
+            <wp:effectExtent l="0" t="0" r="8890" b="0"/>
+            <wp:docPr id="2" name="Picture 2" descr="A diagram of a target display&#10;&#10;Description automatically generated"/>
+            <wp:cNvGraphicFramePr>
+              <a:graphicFrameLocks xmlns:a="http://schemas.openxmlformats.org/drawingml/2006/main" noChangeAspect="1"/>
+            </wp:cNvGraphicFramePr>
+            <a:graphic xmlns:a="http://schemas.openxmlformats.org/drawingml/2006/main">
+              <a:graphicData uri="http://schemas.openxmlformats.org/drawingml/2006/picture">
+                <pic:pic xmlns:pic="http://schemas.openxmlformats.org/drawingml/2006/picture">
+                  <pic:nvPicPr>
+                    <pic:cNvPr id="2" name="Picture 2" descr="A diagram of a target display&#10;&#10;Description automatically generated"/>
+                    <pic:cNvPicPr/>
+                  </pic:nvPicPr>
+                  <pic:blipFill>
+                    <a:blip r:embed="rId9"/>
+                    <a:stretch>
+                      <a:fillRect/>
+                    </a:stretch>
+                  </pic:blipFill>
+                  <pic:spPr>
+                    <a:xfrm>
+                      <a:off x="0" y="0"/>
+                      <a:ext cx="4658375" cy="3124636"/>
+                    </a:xfrm>
+                    <a:prstGeom prst="rect">
+                      <a:avLst/>
+                    </a:prstGeom>
+                  </pic:spPr>
+                </pic:pic>
+              </a:graphicData>
+            </a:graphic>
+          </wp:inline>
+        </w:drawing>
+      </w:r>
+    </w:p>
+    <w:p>
+      <w:pPr>
+        <w:rPr>
+          <w:shd w:val="clear" w:color="auto" w:fill="FFFFFF"/>
+        </w:rPr>
+      </w:pPr>
+    </w:p>
+    <w:p>
+      <w:pPr>
+        <w:rPr>
+          <w:shd w:val="clear" w:color="auto" w:fill="FFFFFF"/>
+        </w:rPr>
+      </w:pPr>
+      <w:r>
+        <w:rPr>
+          <w:shd w:val="clear" w:color="auto" w:fill="FFFFFF"/>
+        </w:rPr>
+        <w:lastRenderedPageBreak/>
+        <w:drawing>
+          <wp:anchor distT="0" distB="0" distL="114300" distR="114300" simplePos="0" relativeHeight="251658240" behindDoc="0" locked="0" layoutInCell="1" allowOverlap="1" wp14:anchorId="61D35CD9" wp14:editId="26FFE981">
+            <wp:simplePos x="914400" y="914400"/>
+            <wp:positionH relativeFrom="column">
+              <wp:align>left</wp:align>
+            </wp:positionH>
+            <wp:positionV relativeFrom="paragraph">
+              <wp:align>top</wp:align>
+            </wp:positionV>
+            <wp:extent cx="3191320" cy="2619741"/>
+            <wp:effectExtent l="0" t="0" r="0" b="9525"/>
+            <wp:wrapSquare wrapText="bothSides"/>
+            <wp:docPr id="5" name="Picture 5" descr="A graph showing cost benefit and neutral invalid&#10;&#10;Description automatically generated"/>
+            <wp:cNvGraphicFramePr>
+              <a:graphicFrameLocks xmlns:a="http://schemas.openxmlformats.org/drawingml/2006/main" noChangeAspect="1"/>
+            </wp:cNvGraphicFramePr>
+            <a:graphic xmlns:a="http://schemas.openxmlformats.org/drawingml/2006/main">
+              <a:graphicData uri="http://schemas.openxmlformats.org/drawingml/2006/picture">
+                <pic:pic xmlns:pic="http://schemas.openxmlformats.org/drawingml/2006/picture">
+                  <pic:nvPicPr>
+                    <pic:cNvPr id="5" name="Picture 5" descr="A graph showing cost benefit and neutral invalid&#10;&#10;Description automatically generated"/>
+                    <pic:cNvPicPr/>
+                  </pic:nvPicPr>
+                  <pic:blipFill>
+                    <a:blip r:embed="rId10">
+                      <a:extLst>
+                        <a:ext uri="{28A0092B-C50C-407E-A947-70E740481C1C}">
+                          <a14:useLocalDpi xmlns:a14="http://schemas.microsoft.com/office/drawing/2010/main" val="0"/>
+                        </a:ext>
+                      </a:extLst>
+                    </a:blip>
+                    <a:stretch>
+                      <a:fillRect/>
+                    </a:stretch>
+                  </pic:blipFill>
+                  <pic:spPr>
+                    <a:xfrm>
+                      <a:off x="0" y="0"/>
+                      <a:ext cx="3191320" cy="2619741"/>
+                    </a:xfrm>
+                    <a:prstGeom prst="rect">
+                      <a:avLst/>
+                    </a:prstGeom>
+                  </pic:spPr>
+                </pic:pic>
+              </a:graphicData>
+            </a:graphic>
+          </wp:anchor>
+        </w:drawing>
+      </w:r>
+    </w:p>
+    <w:p/>
+    <w:p/>
+    <w:p/>
+    <w:p/>
+    <w:p/>
+    <w:p/>
+    <w:p>
+      <w:pPr>
+        <w:rPr>
+          <w:shd w:val="clear" w:color="auto" w:fill="FFFFFF"/>
+        </w:rPr>
+      </w:pPr>
+    </w:p>
+    <w:p>
+      <w:pPr>
+        <w:tabs>
+          <w:tab w:val="left" w:pos="921"/>
+        </w:tabs>
+        <w:rPr>
+          <w:shd w:val="clear" w:color="auto" w:fill="FFFFFF"/>
+        </w:rPr>
+      </w:pPr>
+      <w:r>
+        <w:rPr>
+          <w:shd w:val="clear" w:color="auto" w:fill="FFFFFF"/>
+        </w:rPr>
+        <w:tab/>
+      </w:r>
+    </w:p>
+    <w:p>
+      <w:pPr>
+        <w:tabs>
+          <w:tab w:val="left" w:pos="921"/>
+        </w:tabs>
+        <w:rPr>
+          <w:shd w:val="clear" w:color="auto" w:fill="FFFFFF"/>
+        </w:rPr>
+      </w:pPr>
+    </w:p>
+    <w:p>
+      <w:pPr>
+        <w:tabs>
+          <w:tab w:val="left" w:pos="921"/>
+        </w:tabs>
+        <w:rPr>
+          <w:b/>
+          <w:bCs/>
+          <w:shd w:val="clear" w:color="auto" w:fill="FFFFFF"/>
+        </w:rPr>
+      </w:pPr>
+      <w:r>
+        <w:rPr>
+          <w:shd w:val="clear" w:color="auto" w:fill="FFFFFF"/>
+        </w:rPr>
+        <w:t xml:space="preserve">Third attentional system is driven by </w:t>
+      </w:r>
+      <w:r>
+        <w:rPr>
+          <w:b/>
+          <w:bCs/>
+          <w:shd w:val="clear" w:color="auto" w:fill="FFFFFF"/>
+        </w:rPr>
+        <w:t>selection history</w:t>
+      </w:r>
+    </w:p>
+    <w:p>
+      <w:pPr>
+        <w:tabs>
+          <w:tab w:val="left" w:pos="921"/>
+        </w:tabs>
+        <w:rPr>
+          <w:shd w:val="clear" w:color="auto" w:fill="FFFFFF"/>
+        </w:rPr>
+      </w:pPr>
+      <w:r>
+        <w:rPr>
+          <w:shd w:val="clear" w:color="auto" w:fill="FFFFFF"/>
+        </w:rPr>
+        <w:t>It’s a separate system, integrated back into the endogenous system since it considers knowledge that the attend attended to previously</w:t>
+      </w:r>
+    </w:p>
+    <w:p>
+      <w:pPr>
+        <w:tabs>
+          <w:tab w:val="left" w:pos="921"/>
+        </w:tabs>
+        <w:rPr>
+          <w:shd w:val="clear" w:color="auto" w:fill="FFFFFF"/>
+        </w:rPr>
+      </w:pPr>
+    </w:p>
+    <w:p>
+      <w:pPr>
+        <w:tabs>
+          <w:tab w:val="left" w:pos="921"/>
+        </w:tabs>
+        <w:rPr>
+          <w:shd w:val="clear" w:color="auto" w:fill="FFFFFF"/>
+        </w:rPr>
+      </w:pPr>
+      <w:r>
+        <w:rPr>
+          <w:shd w:val="clear" w:color="auto" w:fill="FFFFFF"/>
+        </w:rPr>
+        <w:t xml:space="preserve">Influence of top down factors on attention : </w:t>
+      </w:r>
+    </w:p>
+    <w:p>
+      <w:pPr>
+        <w:tabs>
+          <w:tab w:val="left" w:pos="921"/>
+        </w:tabs>
+        <w:rPr>
+          <w:shd w:val="clear" w:color="auto" w:fill="FFFFFF"/>
+        </w:rPr>
+      </w:pPr>
+      <w:r>
+        <w:rPr>
+          <w:b/>
+          <w:bCs/>
+          <w:shd w:val="clear" w:color="auto" w:fill="FFFFFF"/>
+        </w:rPr>
+        <w:t xml:space="preserve">Shadowing </w:t>
+      </w:r>
+      <w:r>
+        <w:rPr>
+          <w:shd w:val="clear" w:color="auto" w:fill="FFFFFF"/>
+        </w:rPr>
+        <w:t>used in a dichotic listening task in which participants must repeat a lot the to be attended message and ignore the message</w:t>
+      </w:r>
+    </w:p>
+    <w:p>
+      <w:pPr>
+        <w:tabs>
+          <w:tab w:val="left" w:pos="921"/>
+        </w:tabs>
+        <w:rPr>
+          <w:shd w:val="clear" w:color="auto" w:fill="FFFFFF"/>
+        </w:rPr>
+      </w:pPr>
+      <w:r>
+        <w:rPr>
+          <w:shd w:val="clear" w:color="auto" w:fill="FFFFFF"/>
+        </w:rPr>
+        <w:drawing>
+          <wp:inline distT="0" distB="0" distL="0" distR="0" wp14:anchorId="35DCCE73" wp14:editId="72E8E745">
+            <wp:extent cx="5125165" cy="2152950"/>
+            <wp:effectExtent l="0" t="0" r="0" b="0"/>
+            <wp:docPr id="6" name="Picture 6" descr="A cartoon of a person's face&#10;&#10;Description automatically generated"/>
+            <wp:cNvGraphicFramePr>
+              <a:graphicFrameLocks xmlns:a="http://schemas.openxmlformats.org/drawingml/2006/main" noChangeAspect="1"/>
+            </wp:cNvGraphicFramePr>
+            <a:graphic xmlns:a="http://schemas.openxmlformats.org/drawingml/2006/main">
+              <a:graphicData uri="http://schemas.openxmlformats.org/drawingml/2006/picture">
+                <pic:pic xmlns:pic="http://schemas.openxmlformats.org/drawingml/2006/picture">
+                  <pic:nvPicPr>
+                    <pic:cNvPr id="6" name="Picture 6" descr="A cartoon of a person's face&#10;&#10;Description automatically generated"/>
+                    <pic:cNvPicPr/>
+                  </pic:nvPicPr>
+                  <pic:blipFill>
+                    <a:blip r:embed="rId11"/>
+                    <a:stretch>
+                      <a:fillRect/>
+                    </a:stretch>
+                  </pic:blipFill>
+                  <pic:spPr>
+                    <a:xfrm>
+                      <a:off x="0" y="0"/>
+                      <a:ext cx="5125165" cy="2152950"/>
+                    </a:xfrm>
+                    <a:prstGeom prst="rect">
+                      <a:avLst/>
+                    </a:prstGeom>
+                  </pic:spPr>
+                </pic:pic>
+              </a:graphicData>
+            </a:graphic>
+          </wp:inline>
+        </w:drawing>
+      </w:r>
+    </w:p>
+    <w:p>
+      <w:pPr>
+        <w:tabs>
+          <w:tab w:val="left" w:pos="921"/>
+        </w:tabs>
+        <w:rPr>
+          <w:shd w:val="clear" w:color="auto" w:fill="FFFFFF"/>
+        </w:rPr>
+      </w:pPr>
+    </w:p>
+    <w:p>
+      <w:pPr>
+        <w:tabs>
+          <w:tab w:val="left" w:pos="921"/>
+        </w:tabs>
+        <w:rPr>
+          <w:shd w:val="clear" w:color="auto" w:fill="FFFFFF"/>
+        </w:rPr>
+      </w:pPr>
+      <w:r>
+        <w:rPr>
+          <w:shd w:val="clear" w:color="auto" w:fill="FFFFFF"/>
+        </w:rPr>
+        <w:t xml:space="preserve">The </w:t>
+      </w:r>
+      <w:r>
+        <w:rPr>
+          <w:b/>
+          <w:bCs/>
+          <w:shd w:val="clear" w:color="auto" w:fill="FFFFFF"/>
+        </w:rPr>
+        <w:t xml:space="preserve">own name effect </w:t>
+      </w:r>
+      <w:r>
+        <w:rPr>
+          <w:shd w:val="clear" w:color="auto" w:fill="FFFFFF"/>
+        </w:rPr>
+        <w:t>is where humans and some animals often pick up their own name in a message they are not attending to. Things that have particular meaning to us carry bias of allocation of attention</w:t>
+      </w:r>
+    </w:p>
+    <w:p>
+      <w:pPr>
+        <w:tabs>
+          <w:tab w:val="left" w:pos="921"/>
+        </w:tabs>
+        <w:rPr>
+          <w:shd w:val="clear" w:color="auto" w:fill="FFFFFF"/>
+        </w:rPr>
+      </w:pPr>
+    </w:p>
+    <w:p>
+      <w:pPr>
+        <w:tabs>
+          <w:tab w:val="left" w:pos="921"/>
+        </w:tabs>
+        <w:rPr>
+          <w:shd w:val="clear" w:color="auto" w:fill="FFFFFF"/>
+        </w:rPr>
+      </w:pPr>
+      <w:r>
+        <w:rPr>
+          <w:shd w:val="clear" w:color="auto" w:fill="FFFFFF"/>
+        </w:rPr>
+        <w:t xml:space="preserve">Humans are able to use both </w:t>
+      </w:r>
+      <w:r>
+        <w:rPr>
+          <w:b/>
+          <w:bCs/>
+          <w:shd w:val="clear" w:color="auto" w:fill="FFFFFF"/>
+        </w:rPr>
+        <w:t xml:space="preserve">low level exogenous cues </w:t>
+      </w:r>
+      <w:r>
+        <w:rPr>
+          <w:shd w:val="clear" w:color="auto" w:fill="FFFFFF"/>
+        </w:rPr>
+        <w:t xml:space="preserve">and </w:t>
+      </w:r>
+      <w:r>
+        <w:rPr>
+          <w:b/>
+          <w:bCs/>
+          <w:shd w:val="clear" w:color="auto" w:fill="FFFFFF"/>
+        </w:rPr>
+        <w:t xml:space="preserve">higher level endogenous cues </w:t>
+      </w:r>
+      <w:r>
+        <w:rPr>
+          <w:shd w:val="clear" w:color="auto" w:fill="FFFFFF"/>
+        </w:rPr>
+        <w:t xml:space="preserve">to follow a single speaker. </w:t>
+      </w:r>
+    </w:p>
+    <w:p>
+      <w:pPr>
+        <w:tabs>
+          <w:tab w:val="left" w:pos="921"/>
+        </w:tabs>
+        <w:rPr>
+          <w:shd w:val="clear" w:color="auto" w:fill="FFFFFF"/>
+        </w:rPr>
+      </w:pPr>
+    </w:p>
+    <w:p>
+      <w:pPr>
+        <w:tabs>
+          <w:tab w:val="left" w:pos="921"/>
+        </w:tabs>
+        <w:rPr>
+          <w:shd w:val="clear" w:color="auto" w:fill="FFFFFF"/>
+        </w:rPr>
+      </w:pPr>
+      <w:r>
+        <w:rPr>
+          <w:shd w:val="clear" w:color="auto" w:fill="FFFFFF"/>
+        </w:rPr>
+        <w:lastRenderedPageBreak/>
+        <w:t>A real world example of endogenous processes is that different individuals may extract very different information from the same stimulus</w:t>
+      </w:r>
+    </w:p>
+    <w:p>
+      <w:pPr>
+        <w:tabs>
+          <w:tab w:val="left" w:pos="921"/>
+        </w:tabs>
+        <w:rPr>
+          <w:shd w:val="clear" w:color="auto" w:fill="FFFFFF"/>
+        </w:rPr>
+      </w:pPr>
+      <w:r>
+        <w:rPr>
+          <w:shd w:val="clear" w:color="auto" w:fill="FFFFFF"/>
+        </w:rPr>
+        <w:t>Take into note the aircraft announcement report</w:t>
+      </w:r>
+    </w:p>
+    <w:p>
+      <w:pPr>
+        <w:tabs>
+          <w:tab w:val="left" w:pos="921"/>
+        </w:tabs>
+        <w:rPr>
+          <w:b/>
+          <w:bCs/>
+          <w:shd w:val="clear" w:color="auto" w:fill="FFFFFF"/>
+        </w:rPr>
+      </w:pPr>
+      <w:r>
+        <w:rPr>
+          <w:shd w:val="clear" w:color="auto" w:fill="FFFFFF"/>
+        </w:rPr>
+        <w:br w:type="textWrapping" w:clear="all"/>
+      </w:r>
+      <w:r>
+        <w:rPr>
+          <w:b/>
+          <w:bCs/>
+          <w:shd w:val="clear" w:color="auto" w:fill="FFFFFF"/>
+        </w:rPr>
+        <w:t>3.7 Early or late filtering of information?</w:t>
+      </w:r>
+    </w:p>
+    <w:p>
+      <w:pPr>
+        <w:tabs>
+          <w:tab w:val="left" w:pos="921"/>
+        </w:tabs>
+        <w:rPr>
+          <w:shd w:val="clear" w:color="auto" w:fill="FFFFFF"/>
+        </w:rPr>
+      </w:pPr>
+      <w:r>
+        <w:rPr>
+          <w:shd w:val="clear" w:color="auto" w:fill="FFFFFF"/>
+        </w:rPr>
+        <w:t>First  explanation of attention is that it reduces the volume of incoming information to a manageable level.</w:t>
+      </w:r>
+    </w:p>
+    <w:p>
+      <w:pPr>
+        <w:tabs>
+          <w:tab w:val="left" w:pos="921"/>
+        </w:tabs>
+        <w:rPr>
+          <w:shd w:val="clear" w:color="auto" w:fill="FFFFFF"/>
+        </w:rPr>
+      </w:pPr>
+      <w:r>
+        <w:rPr>
+          <w:shd w:val="clear" w:color="auto" w:fill="FFFFFF"/>
+        </w:rPr>
+        <w:t>But how much is manageable? The information that get through depend on what resources are free to analyse it</w:t>
+      </w:r>
+    </w:p>
+    <w:p>
+      <w:pPr>
+        <w:tabs>
+          <w:tab w:val="left" w:pos="921"/>
+        </w:tabs>
+        <w:rPr>
+          <w:shd w:val="clear" w:color="auto" w:fill="FFFFFF"/>
+        </w:rPr>
+      </w:pPr>
+      <w:r>
+        <w:rPr>
+          <w:b/>
+          <w:bCs/>
+          <w:shd w:val="clear" w:color="auto" w:fill="FFFFFF"/>
+        </w:rPr>
+        <w:t xml:space="preserve">Early filter : </w:t>
+      </w:r>
+      <w:r>
+        <w:rPr>
+          <w:shd w:val="clear" w:color="auto" w:fill="FFFFFF"/>
+        </w:rPr>
+        <w:t>The amount of incoming information that is processed relatively low</w:t>
+      </w:r>
+    </w:p>
+    <w:p>
+      <w:pPr>
+        <w:tabs>
+          <w:tab w:val="left" w:pos="921"/>
+        </w:tabs>
+        <w:rPr>
+          <w:shd w:val="clear" w:color="auto" w:fill="FFFFFF"/>
+        </w:rPr>
+      </w:pPr>
+      <w:r>
+        <w:rPr>
+          <w:b/>
+          <w:bCs/>
+          <w:shd w:val="clear" w:color="auto" w:fill="FFFFFF"/>
+        </w:rPr>
+        <w:t xml:space="preserve">Late filter : </w:t>
+      </w:r>
+      <w:r>
+        <w:rPr>
+          <w:shd w:val="clear" w:color="auto" w:fill="FFFFFF"/>
+        </w:rPr>
+        <w:t>More info gets through to receive further processing</w:t>
+      </w:r>
+    </w:p>
+    <w:p>
+      <w:pPr>
+        <w:tabs>
+          <w:tab w:val="left" w:pos="921"/>
+        </w:tabs>
+        <w:rPr>
+          <w:shd w:val="clear" w:color="auto" w:fill="FFFFFF"/>
+        </w:rPr>
+      </w:pPr>
+    </w:p>
+    <w:p>
+      <w:pPr>
+        <w:tabs>
+          <w:tab w:val="left" w:pos="921"/>
+        </w:tabs>
+        <w:rPr>
+          <w:shd w:val="clear" w:color="auto" w:fill="FFFFFF"/>
+        </w:rPr>
+      </w:pPr>
+      <w:r>
+        <w:rPr>
+          <w:shd w:val="clear" w:color="auto" w:fill="FFFFFF"/>
+        </w:rPr>
+        <w:drawing>
+          <wp:inline distT="0" distB="0" distL="0" distR="0" wp14:anchorId="52AC217F" wp14:editId="308DEAD1">
+            <wp:extent cx="4820323" cy="2057687"/>
+            <wp:effectExtent l="0" t="0" r="0" b="0"/>
+            <wp:docPr id="7" name="Picture 7" descr="A diagram of a process&#10;&#10;Description automatically generated"/>
+            <wp:cNvGraphicFramePr>
+              <a:graphicFrameLocks xmlns:a="http://schemas.openxmlformats.org/drawingml/2006/main" noChangeAspect="1"/>
+            </wp:cNvGraphicFramePr>
+            <a:graphic xmlns:a="http://schemas.openxmlformats.org/drawingml/2006/main">
+              <a:graphicData uri="http://schemas.openxmlformats.org/drawingml/2006/picture">
+                <pic:pic xmlns:pic="http://schemas.openxmlformats.org/drawingml/2006/picture">
+                  <pic:nvPicPr>
+                    <pic:cNvPr id="7" name="Picture 7" descr="A diagram of a process&#10;&#10;Description automatically generated"/>
+                    <pic:cNvPicPr/>
+                  </pic:nvPicPr>
+                  <pic:blipFill>
+                    <a:blip r:embed="rId12"/>
+                    <a:stretch>
+                      <a:fillRect/>
+                    </a:stretch>
+                  </pic:blipFill>
+                  <pic:spPr>
+                    <a:xfrm>
+                      <a:off x="0" y="0"/>
+                      <a:ext cx="4820323" cy="2057687"/>
+                    </a:xfrm>
+                    <a:prstGeom prst="rect">
+                      <a:avLst/>
+                    </a:prstGeom>
+                  </pic:spPr>
+                </pic:pic>
+              </a:graphicData>
+            </a:graphic>
+          </wp:inline>
+        </w:drawing>
+      </w:r>
+    </w:p>
+    <w:p>
+      <w:pPr>
+        <w:tabs>
+          <w:tab w:val="left" w:pos="921"/>
+        </w:tabs>
+        <w:rPr>
+          <w:shd w:val="clear" w:color="auto" w:fill="FFFFFF"/>
+        </w:rPr>
+      </w:pPr>
+      <w:r>
+        <w:rPr>
+          <w:shd w:val="clear" w:color="auto" w:fill="FFFFFF"/>
+        </w:rPr>
+        <w:t xml:space="preserve">Early or late filtering depends on the </w:t>
+      </w:r>
+      <w:r>
+        <w:rPr>
+          <w:b/>
+          <w:bCs/>
+          <w:shd w:val="clear" w:color="auto" w:fill="FFFFFF"/>
+        </w:rPr>
+        <w:t xml:space="preserve">load on perception </w:t>
+      </w:r>
+      <w:r>
+        <w:rPr>
+          <w:shd w:val="clear" w:color="auto" w:fill="FFFFFF"/>
+        </w:rPr>
+        <w:t>meaning low perceptual load, late selection can occur, high perceptual load, selection will be early</w:t>
+      </w:r>
+    </w:p>
+    <w:p>
+      <w:pPr>
+        <w:tabs>
+          <w:tab w:val="left" w:pos="921"/>
+        </w:tabs>
+        <w:rPr>
+          <w:shd w:val="clear" w:color="auto" w:fill="FFFFFF"/>
+        </w:rPr>
+      </w:pPr>
+      <w:r>
+        <w:rPr>
+          <w:shd w:val="clear" w:color="auto" w:fill="FFFFFF"/>
+        </w:rPr>
+        <w:t>If sufficient resources are available the stimuli other than the target can be processed. Once processing resources are exhausted, selection will be required.</w:t>
+      </w:r>
+    </w:p>
+    <w:p>
+      <w:pPr>
+        <w:tabs>
+          <w:tab w:val="left" w:pos="921"/>
+        </w:tabs>
+        <w:rPr>
+          <w:shd w:val="clear" w:color="auto" w:fill="FFFFFF"/>
+        </w:rPr>
+      </w:pPr>
+    </w:p>
+    <w:p>
+      <w:pPr>
+        <w:pStyle w:val="ListParagraph"/>
+        <w:numPr>
+          <w:ilvl w:val="1"/>
+          <w:numId w:val="1"/>
+        </w:numPr>
+        <w:tabs>
+          <w:tab w:val="left" w:pos="921"/>
+        </w:tabs>
+        <w:rPr>
+          <w:b/>
+          <w:bCs/>
+          <w:shd w:val="clear" w:color="auto" w:fill="FFFFFF"/>
+        </w:rPr>
+      </w:pPr>
+      <w:r>
+        <w:rPr>
+          <w:b/>
+          <w:bCs/>
+          <w:shd w:val="clear" w:color="auto" w:fill="FFFFFF"/>
+        </w:rPr>
+        <w:t>Automatic and controlled processing</w:t>
+      </w:r>
+    </w:p>
+    <w:p>
+      <w:pPr>
+        <w:tabs>
+          <w:tab w:val="left" w:pos="921"/>
+        </w:tabs>
+        <w:rPr>
+          <w:shd w:val="clear" w:color="auto" w:fill="FFFFFF"/>
+        </w:rPr>
+      </w:pPr>
+      <w:r>
+        <w:rPr>
+          <w:shd w:val="clear" w:color="auto" w:fill="FFFFFF"/>
+        </w:rPr>
+        <w:t xml:space="preserve">Attention needs to reduce the amount of incoming information to manageable levels. </w:t>
+      </w:r>
+    </w:p>
+    <w:p>
+      <w:pPr>
+        <w:tabs>
+          <w:tab w:val="left" w:pos="921"/>
+        </w:tabs>
+        <w:rPr>
+          <w:b/>
+          <w:bCs/>
+          <w:shd w:val="clear" w:color="auto" w:fill="FFFFFF"/>
+        </w:rPr>
+      </w:pPr>
+      <w:r>
+        <w:rPr>
+          <w:shd w:val="clear" w:color="auto" w:fill="FFFFFF"/>
+        </w:rPr>
+        <w:t xml:space="preserve">But not all processes are subject to the capacity limitations, some require higher level control. These are </w:t>
+      </w:r>
+      <w:r>
+        <w:rPr>
+          <w:b/>
+          <w:bCs/>
+          <w:shd w:val="clear" w:color="auto" w:fill="FFFFFF"/>
+        </w:rPr>
+        <w:t xml:space="preserve">automatic processes. </w:t>
+      </w:r>
+    </w:p>
+    <w:p>
+      <w:pPr>
+        <w:tabs>
+          <w:tab w:val="left" w:pos="921"/>
+        </w:tabs>
+        <w:rPr>
+          <w:b/>
+          <w:bCs/>
+          <w:shd w:val="clear" w:color="auto" w:fill="FFFFFF"/>
+        </w:rPr>
+      </w:pPr>
+      <w:r>
+        <w:rPr>
+          <w:b/>
+          <w:bCs/>
+          <w:shd w:val="clear" w:color="auto" w:fill="FFFFFF"/>
+        </w:rPr>
+        <w:t xml:space="preserve">Exogenous maps to automatic processing </w:t>
+      </w:r>
+      <w:r>
+        <w:rPr>
+          <w:shd w:val="clear" w:color="auto" w:fill="FFFFFF"/>
+        </w:rPr>
+        <w:t xml:space="preserve">and </w:t>
+      </w:r>
+      <w:r>
+        <w:rPr>
+          <w:b/>
+          <w:bCs/>
+          <w:shd w:val="clear" w:color="auto" w:fill="FFFFFF"/>
+        </w:rPr>
+        <w:t>Endogenous maps to controlled processing</w:t>
+      </w:r>
+    </w:p>
+    <w:p>
+      <w:pPr>
+        <w:tabs>
+          <w:tab w:val="left" w:pos="921"/>
+        </w:tabs>
+        <w:rPr>
+          <w:b/>
+          <w:bCs/>
+          <w:shd w:val="clear" w:color="auto" w:fill="FFFFFF"/>
+        </w:rPr>
+      </w:pPr>
+    </w:p>
+    <w:p>
+      <w:pPr>
+        <w:tabs>
+          <w:tab w:val="left" w:pos="921"/>
+        </w:tabs>
+        <w:rPr>
+          <w:b/>
+          <w:bCs/>
+          <w:shd w:val="clear" w:color="auto" w:fill="FFFFFF"/>
+        </w:rPr>
+      </w:pPr>
+      <w:r>
+        <w:rPr>
+          <w:shd w:val="clear" w:color="auto" w:fill="FFFFFF"/>
+        </w:rPr>
+        <w:t xml:space="preserve">Development of automaticity involves a shift in brain activity from </w:t>
+      </w:r>
+      <w:r>
+        <w:rPr>
+          <w:b/>
+          <w:bCs/>
+          <w:shd w:val="clear" w:color="auto" w:fill="FFFFFF"/>
+        </w:rPr>
+        <w:t>cortical areas towards sub cortical areas</w:t>
+      </w:r>
+    </w:p>
+    <w:p>
+      <w:pPr>
+        <w:tabs>
+          <w:tab w:val="left" w:pos="921"/>
+        </w:tabs>
+        <w:rPr>
+          <w:shd w:val="clear" w:color="auto" w:fill="FFFFFF"/>
+        </w:rPr>
+      </w:pPr>
+    </w:p>
+    <w:p>
+      <w:pPr>
+        <w:tabs>
+          <w:tab w:val="left" w:pos="921"/>
+        </w:tabs>
+        <w:rPr>
+          <w:b/>
+          <w:bCs/>
+          <w:shd w:val="clear" w:color="auto" w:fill="FFFFFF"/>
+        </w:rPr>
+      </w:pPr>
+      <w:r>
+        <w:rPr>
+          <w:b/>
+          <w:bCs/>
+          <w:shd w:val="clear" w:color="auto" w:fill="FFFFFF"/>
+        </w:rPr>
+        <w:lastRenderedPageBreak/>
+        <w:t>Stroop effect</w:t>
+      </w:r>
+    </w:p>
+    <w:p>
+      <w:pPr>
+        <w:tabs>
+          <w:tab w:val="left" w:pos="921"/>
+        </w:tabs>
+        <w:rPr>
+          <w:shd w:val="clear" w:color="auto" w:fill="FFFFFF"/>
+        </w:rPr>
+      </w:pPr>
+      <w:r>
+        <w:rPr>
+          <w:shd w:val="clear" w:color="auto" w:fill="FFFFFF"/>
+        </w:rPr>
+        <w:drawing>
+          <wp:inline distT="0" distB="0" distL="0" distR="0" wp14:anchorId="782C4227" wp14:editId="54F2DA9D">
+            <wp:extent cx="4182059" cy="1143160"/>
+            <wp:effectExtent l="0" t="0" r="0" b="0"/>
+            <wp:docPr id="8" name="Picture 8" descr="A group of colorful text&#10;&#10;Description automatically generated"/>
+            <wp:cNvGraphicFramePr>
+              <a:graphicFrameLocks xmlns:a="http://schemas.openxmlformats.org/drawingml/2006/main" noChangeAspect="1"/>
+            </wp:cNvGraphicFramePr>
+            <a:graphic xmlns:a="http://schemas.openxmlformats.org/drawingml/2006/main">
+              <a:graphicData uri="http://schemas.openxmlformats.org/drawingml/2006/picture">
+                <pic:pic xmlns:pic="http://schemas.openxmlformats.org/drawingml/2006/picture">
+                  <pic:nvPicPr>
+                    <pic:cNvPr id="8" name="Picture 8" descr="A group of colorful text&#10;&#10;Description automatically generated"/>
+                    <pic:cNvPicPr/>
+                  </pic:nvPicPr>
+                  <pic:blipFill>
+                    <a:blip r:embed="rId13"/>
+                    <a:stretch>
+                      <a:fillRect/>
+                    </a:stretch>
+                  </pic:blipFill>
+                  <pic:spPr>
+                    <a:xfrm>
+                      <a:off x="0" y="0"/>
+                      <a:ext cx="4182059" cy="1143160"/>
+                    </a:xfrm>
+                    <a:prstGeom prst="rect">
+                      <a:avLst/>
+                    </a:prstGeom>
+                  </pic:spPr>
+                </pic:pic>
+              </a:graphicData>
+            </a:graphic>
+          </wp:inline>
+        </w:drawing>
+      </w:r>
+    </w:p>
+    <w:p>
+      <w:pPr>
+        <w:tabs>
+          <w:tab w:val="left" w:pos="921"/>
+        </w:tabs>
+        <w:rPr>
+          <w:shd w:val="clear" w:color="auto" w:fill="FFFFFF"/>
+        </w:rPr>
+      </w:pPr>
+      <w:r>
+        <w:rPr>
+          <w:shd w:val="clear" w:color="auto" w:fill="FFFFFF"/>
+        </w:rPr>
+        <w:t xml:space="preserve">The </w:t>
+      </w:r>
+      <w:proofErr w:type="spellStart"/>
+      <w:r>
+        <w:rPr>
+          <w:shd w:val="clear" w:color="auto" w:fill="FFFFFF"/>
+        </w:rPr>
+        <w:t>stroop</w:t>
+      </w:r>
+      <w:proofErr w:type="spellEnd"/>
+      <w:r>
+        <w:rPr>
+          <w:shd w:val="clear" w:color="auto" w:fill="FFFFFF"/>
+        </w:rPr>
+        <w:t xml:space="preserve"> effect causes a </w:t>
+      </w:r>
+      <w:r>
+        <w:rPr>
+          <w:b/>
+          <w:bCs/>
+          <w:shd w:val="clear" w:color="auto" w:fill="FFFFFF"/>
+        </w:rPr>
+        <w:t xml:space="preserve">conflict </w:t>
+      </w:r>
+      <w:r>
+        <w:rPr>
+          <w:shd w:val="clear" w:color="auto" w:fill="FFFFFF"/>
+        </w:rPr>
+        <w:t xml:space="preserve"> between controlled and automatic processing</w:t>
+      </w:r>
+    </w:p>
+    <w:p>
+      <w:pPr>
+        <w:tabs>
+          <w:tab w:val="left" w:pos="921"/>
+        </w:tabs>
+        <w:rPr>
+          <w:shd w:val="clear" w:color="auto" w:fill="FFFFFF"/>
+        </w:rPr>
+      </w:pPr>
+    </w:p>
+    <w:p>
+      <w:pPr>
+        <w:pStyle w:val="ListParagraph"/>
+        <w:numPr>
+          <w:ilvl w:val="1"/>
+          <w:numId w:val="1"/>
+        </w:numPr>
+        <w:tabs>
+          <w:tab w:val="left" w:pos="921"/>
+        </w:tabs>
+        <w:rPr>
+          <w:b/>
+          <w:bCs/>
+          <w:shd w:val="clear" w:color="auto" w:fill="FFFFFF"/>
+        </w:rPr>
+      </w:pPr>
+      <w:r>
+        <w:rPr>
+          <w:b/>
+          <w:bCs/>
+          <w:shd w:val="clear" w:color="auto" w:fill="FFFFFF"/>
+        </w:rPr>
+        <w:t>Attention and emotion</w:t>
+      </w:r>
+    </w:p>
+    <w:p>
+      <w:pPr>
+        <w:tabs>
+          <w:tab w:val="left" w:pos="921"/>
+        </w:tabs>
+        <w:rPr>
+          <w:shd w:val="clear" w:color="auto" w:fill="FFFFFF"/>
+        </w:rPr>
+      </w:pPr>
+      <w:r>
+        <w:rPr>
+          <w:shd w:val="clear" w:color="auto" w:fill="FFFFFF"/>
+        </w:rPr>
+        <w:t xml:space="preserve">Emotional </w:t>
+      </w:r>
+      <w:proofErr w:type="spellStart"/>
+      <w:r>
+        <w:rPr>
+          <w:shd w:val="clear" w:color="auto" w:fill="FFFFFF"/>
+        </w:rPr>
+        <w:t>stroop</w:t>
+      </w:r>
+      <w:proofErr w:type="spellEnd"/>
+      <w:r>
+        <w:rPr>
+          <w:shd w:val="clear" w:color="auto" w:fill="FFFFFF"/>
+        </w:rPr>
+        <w:t xml:space="preserve"> can be done with three groups : religious believers, atheists and agnostics.</w:t>
+      </w:r>
+    </w:p>
+    <w:p>
+      <w:pPr>
+        <w:tabs>
+          <w:tab w:val="left" w:pos="921"/>
+        </w:tabs>
+        <w:rPr>
+          <w:shd w:val="clear" w:color="auto" w:fill="FFFFFF"/>
+        </w:rPr>
+      </w:pPr>
+      <w:r>
+        <w:rPr>
+          <w:shd w:val="clear" w:color="auto" w:fill="FFFFFF"/>
+        </w:rPr>
+        <w:t xml:space="preserve">Although believers reported less death anxiety than other two, they did not differ on their response to the emotional </w:t>
+      </w:r>
+      <w:proofErr w:type="spellStart"/>
+      <w:r>
+        <w:rPr>
+          <w:shd w:val="clear" w:color="auto" w:fill="FFFFFF"/>
+        </w:rPr>
+        <w:t>stroop</w:t>
+      </w:r>
+      <w:proofErr w:type="spellEnd"/>
+      <w:r>
+        <w:rPr>
+          <w:shd w:val="clear" w:color="auto" w:fill="FFFFFF"/>
+        </w:rPr>
+        <w:t xml:space="preserve"> using death related words</w:t>
+      </w:r>
+    </w:p>
+    <w:p>
+      <w:pPr>
+        <w:tabs>
+          <w:tab w:val="left" w:pos="921"/>
+        </w:tabs>
+        <w:rPr>
+          <w:b/>
+          <w:bCs/>
+          <w:shd w:val="clear" w:color="auto" w:fill="FFFFFF"/>
+        </w:rPr>
+      </w:pPr>
+      <w:r>
+        <w:rPr>
+          <w:b/>
+          <w:bCs/>
+          <w:shd w:val="clear" w:color="auto" w:fill="FFFFFF"/>
+        </w:rPr>
+        <w:t>Emotional effects blur the exogenous  / endogenous dichotomy</w:t>
+      </w:r>
+    </w:p>
+    <w:p>
+      <w:pPr>
+        <w:tabs>
+          <w:tab w:val="left" w:pos="921"/>
+        </w:tabs>
         <w:rPr>
           <w:shd w:val="clear" w:color="auto" w:fill="FFFFFF"/>
         </w:rPr>
@@ -1261,9 +2961,9 @@
 <w:numbering xmlns:wpc="http://schemas.microsoft.com/office/word/2010/wordprocessingCanvas" xmlns:cx="http://schemas.microsoft.com/office/drawing/2014/chartex" xmlns:cx1="http://schemas.microsoft.com/office/drawing/2015/9/8/chartex" xmlns:cx2="http://schemas.microsoft.com/office/drawing/2015/10/21/chartex" xmlns:cx3="http://schemas.microsoft.com/office/drawing/2016/5/9/chartex" xmlns:cx4="http://schemas.microsoft.com/office/drawing/2016/5/10/chartex" xmlns:cx5="http://schemas.microsoft.com/office/drawing/2016/5/11/chartex" xmlns:cx6="http://schemas.microsoft.com/office/drawing/2016/5/12/chartex" xmlns:cx7="http://schemas.microsoft.com/office/drawing/2016/5/13/chartex" xmlns:cx8="http://schemas.microsoft.com/office/drawing/2016/5/14/chartex" xmlns:mc="http://schemas.openxmlformats.org/markup-compatibility/2006" xmlns:aink="http://schemas.microsoft.com/office/drawing/2016/ink" xmlns:am3d="http://schemas.microsoft.com/office/drawing/2017/model3d" xmlns:o="urn:schemas-microsoft-com:office:office" xmlns:oel="http://schemas.microsoft.com/office/2019/extlst" xmlns:r="http://schemas.openxmlformats.org/officeDocument/2006/relationships" xmlns:m="http://schemas.openxmlformats.org/officeDocument/2006/math" xmlns:v="urn:schemas-microsoft-com:vml" xmlns:wp14="http://schemas.microsoft.com/office/word/2010/wordprocessingDrawing" xmlns:wp="http://schemas.openxmlformats.org/drawingml/2006/wordprocessingDrawing" xmlns:w10="urn:schemas-microsoft-com:office:word" xmlns:w="http://schemas.openxmlformats.org/wordprocessingml/2006/main" xmlns:w14="http://schemas.microsoft.com/office/word/2010/wordml" xmlns:w15="http://schemas.microsoft.com/office/word/2012/wordml" xmlns:w16cex="http://schemas.microsoft.com/office/word/2018/wordml/cex" xmlns:w16cid="http://schemas.microsoft.com/office/word/2016/wordml/cid" xmlns:w16="http://schemas.microsoft.com/office/word/2018/wordml" xmlns:w16sdtdh="http://schemas.microsoft.com/office/word/2020/wordml/sdtdatahash" xmlns:w16se="http://schemas.microsoft.com/office/word/2015/wordml/symex" xmlns:wpg="http://schemas.microsoft.com/office/word/2010/wordprocessingGroup" xmlns:wpi="http://schemas.microsoft.com/office/word/2010/wordprocessingInk" xmlns:wne="http://schemas.microsoft.com/office/word/2006/wordml" xmlns:wps="http://schemas.microsoft.com/office/word/2010/wordprocessingShape" mc:Ignorable="w14 w15 w16se w16cid w16 w16cex w16sdtdh wp14">
   <w:abstractNum w:abstractNumId="0" w15:restartNumberingAfterBreak="0">
     <w:nsid w:val="16863C47"/>
-    <w:multiLevelType w:val="hybridMultilevel"/>
-    <w:tmpl w:val="89D41194"/>
-    <w:lvl w:ilvl="0" w:tplc="095687FE">
+    <w:multiLevelType w:val="multilevel"/>
+    <w:tmpl w:val="C5165480"/>
+    <w:lvl w:ilvl="0">
       <w:start w:val="1"/>
       <w:numFmt w:val="decimal"/>
       <w:lvlText w:val="%1."/>
@@ -1275,77 +2975,109 @@
         <w:rFonts w:hint="default"/>
       </w:rPr>
     </w:lvl>
-    <w:lvl w:ilvl="1" w:tplc="08090019" w:tentative="1">
-      <w:start w:val="1"/>
-      <w:numFmt w:val="lowerLetter"/>
-      <w:lvlText w:val="%2."/>
+    <w:lvl w:ilvl="1">
+      <w:start w:val="5"/>
+      <w:numFmt w:val="decimal"/>
+      <w:isLgl/>
+      <w:lvlText w:val="%1.%2"/>
       <w:lvlJc w:val="left"/>
       <w:pPr>
-        <w:ind w:left="1440" w:hanging="360"/>
-      </w:pPr>
+        <w:ind w:left="720" w:hanging="360"/>
+      </w:pPr>
+      <w:rPr>
+        <w:rFonts w:hint="default"/>
+      </w:rPr>
     </w:lvl>
-    <w:lvl w:ilvl="2" w:tplc="0809001B" w:tentative="1">
-      <w:start w:val="1"/>
-      <w:numFmt w:val="lowerRoman"/>
-      <w:lvlText w:val="%3."/>
-      <w:lvlJc w:val="right"/>
-      <w:pPr>
-        <w:ind w:left="2160" w:hanging="180"/>
-      </w:pPr>
-    </w:lvl>
-    <w:lvl w:ilvl="3" w:tplc="0809000F" w:tentative="1">
+    <w:lvl w:ilvl="2">
       <w:start w:val="1"/>
       <w:numFmt w:val="decimal"/>
-      <w:lvlText w:val="%4."/>
+      <w:isLgl/>
+      <w:lvlText w:val="%1.%2.%3"/>
       <w:lvlJc w:val="left"/>
       <w:pPr>
-        <w:ind w:left="2880" w:hanging="360"/>
-      </w:pPr>
+        <w:ind w:left="1080" w:hanging="720"/>
+      </w:pPr>
+      <w:rPr>
+        <w:rFonts w:hint="default"/>
+      </w:rPr>
     </w:lvl>
-    <w:lvl w:ilvl="4" w:tplc="08090019" w:tentative="1">
-      <w:start w:val="1"/>
-      <w:numFmt w:val="lowerLetter"/>
-      <w:lvlText w:val="%5."/>
-      <w:lvlJc w:val="left"/>
-      <w:pPr>
-        <w:ind w:left="3600" w:hanging="360"/>
-      </w:pPr>
-    </w:lvl>
-    <w:lvl w:ilvl="5" w:tplc="0809001B" w:tentative="1">
-      <w:start w:val="1"/>
-      <w:numFmt w:val="lowerRoman"/>
-      <w:lvlText w:val="%6."/>
-      <w:lvlJc w:val="right"/>
-      <w:pPr>
-        <w:ind w:left="4320" w:hanging="180"/>
-      </w:pPr>
-    </w:lvl>
-    <w:lvl w:ilvl="6" w:tplc="0809000F" w:tentative="1">
+    <w:lvl w:ilvl="3">
       <w:start w:val="1"/>
       <w:numFmt w:val="decimal"/>
-      <w:lvlText w:val="%7."/>
+      <w:isLgl/>
+      <w:lvlText w:val="%1.%2.%3.%4"/>
       <w:lvlJc w:val="left"/>
       <w:pPr>
-        <w:ind w:left="5040" w:hanging="360"/>
-      </w:pPr>
+        <w:ind w:left="1080" w:hanging="720"/>
+      </w:pPr>
+      <w:rPr>
+        <w:rFonts w:hint="default"/>
+      </w:rPr>
     </w:lvl>
-    <w:lvl w:ilvl="7" w:tplc="08090019" w:tentative="1">
+    <w:lvl w:ilvl="4">
       <w:start w:val="1"/>
-      <w:numFmt w:val="lowerLetter"/>
-      <w:lvlText w:val="%8."/>
+      <w:numFmt w:val="decimal"/>
+      <w:isLgl/>
+      <w:lvlText w:val="%1.%2.%3.%4.%5"/>
       <w:lvlJc w:val="left"/>
       <w:pPr>
-        <w:ind w:left="5760" w:hanging="360"/>
-      </w:pPr>
+        <w:ind w:left="1440" w:hanging="1080"/>
+      </w:pPr>
+      <w:rPr>
+        <w:rFonts w:hint="default"/>
+      </w:rPr>
     </w:lvl>
-    <w:lvl w:ilvl="8" w:tplc="0809001B" w:tentative="1">
+    <w:lvl w:ilvl="5">
       <w:start w:val="1"/>
-      <w:numFmt w:val="lowerRoman"/>
-      <w:lvlText w:val="%9."/>
-      <w:lvlJc w:val="right"/>
-      <w:pPr>
-        <w:ind w:left="6480" w:hanging="180"/>
-      </w:pPr>
+      <w:numFmt w:val="decimal"/>
+      <w:isLgl/>
+      <w:lvlText w:val="%1.%2.%3.%4.%5.%6"/>
+      <w:lvlJc w:val="left"/>
+      <w:pPr>
+        <w:ind w:left="1440" w:hanging="1080"/>
+      </w:pPr>
+      <w:rPr>
+        <w:rFonts w:hint="default"/>
+      </w:rPr>
+    </w:lvl>
+    <w:lvl w:ilvl="6">
+      <w:start w:val="1"/>
+      <w:numFmt w:val="decimal"/>
+      <w:isLgl/>
+      <w:lvlText w:val="%1.%2.%3.%4.%5.%6.%7"/>
+      <w:lvlJc w:val="left"/>
+      <w:pPr>
+        <w:ind w:left="1800" w:hanging="1440"/>
+      </w:pPr>
+      <w:rPr>
+        <w:rFonts w:hint="default"/>
+      </w:rPr>
+    </w:lvl>
+    <w:lvl w:ilvl="7">
+      <w:start w:val="1"/>
+      <w:numFmt w:val="decimal"/>
+      <w:isLgl/>
+      <w:lvlText w:val="%1.%2.%3.%4.%5.%6.%7.%8"/>
+      <w:lvlJc w:val="left"/>
+      <w:pPr>
+        <w:ind w:left="1800" w:hanging="1440"/>
+      </w:pPr>
+      <w:rPr>
+        <w:rFonts w:hint="default"/>
+      </w:rPr>
+    </w:lvl>
+    <w:lvl w:ilvl="8">
+      <w:start w:val="1"/>
+      <w:numFmt w:val="decimal"/>
+      <w:isLgl/>
+      <w:lvlText w:val="%1.%2.%3.%4.%5.%6.%7.%8.%9"/>
+      <w:lvlJc w:val="left"/>
+      <w:pPr>
+        <w:ind w:left="1800" w:hanging="1440"/>
+      </w:pPr>
+      <w:rPr>
+        <w:rFonts w:hint="default"/>
+      </w:rPr>
     </w:lvl>
   </w:abstractNum>
   <w:num w:numId="1" w16cid:durableId="1567571614">
@@ -2087,4 +3819,16 @@
     </a:ext>
   </a:extLst>
 </a:theme>
+</file>
+
+<file path=customXml/item1.xml><?xml version="1.0" encoding="utf-8"?>
+<b:Sources xmlns:b="http://schemas.openxmlformats.org/officeDocument/2006/bibliography" xmlns="http://schemas.openxmlformats.org/officeDocument/2006/bibliography" SelectedStyle="\APASixthEditionOfficeOnline.xsl" StyleName="APA" Version="6"/>
+</file>
+
+<file path=customXml/itemProps1.xml><?xml version="1.0" encoding="utf-8"?>
+<ds:datastoreItem xmlns:ds="http://schemas.openxmlformats.org/officeDocument/2006/customXml" ds:itemID="{0A6F4691-1119-4792-8141-F9F141AB8775}">
+  <ds:schemaRefs>
+    <ds:schemaRef ds:uri="http://schemas.openxmlformats.org/officeDocument/2006/bibliography"/>
+  </ds:schemaRefs>
+</ds:datastoreItem>
 </file>
--- a/03 Attention.docx
+++ b/03 Attention.docx
@@ -1910,6 +1910,7 @@
       </w:pPr>
       <w:r>
         <w:rPr>
+          <w:noProof/>
           <w:shd w:val="clear" w:color="auto" w:fill="FFFFFF"/>
         </w:rPr>
         <w:drawing>
@@ -1964,6 +1965,7 @@
       </w:pPr>
       <w:r>
         <w:rPr>
+          <w:noProof/>
           <w:shd w:val="clear" w:color="auto" w:fill="FFFFFF"/>
         </w:rPr>
         <w:lastRenderedPageBreak/>
@@ -2160,6 +2162,7 @@
       </w:pPr>
       <w:r>
         <w:rPr>
+          <w:noProof/>
           <w:shd w:val="clear" w:color="auto" w:fill="FFFFFF"/>
         </w:rPr>
         <w:drawing>
@@ -2463,6 +2466,7 @@
       </w:pPr>
       <w:r>
         <w:rPr>
+          <w:noProof/>
           <w:shd w:val="clear" w:color="auto" w:fill="FFFFFF"/>
         </w:rPr>
         <w:drawing>
@@ -2739,6 +2743,7 @@
       </w:pPr>
       <w:r>
         <w:rPr>
+          <w:noProof/>
           <w:shd w:val="clear" w:color="auto" w:fill="FFFFFF"/>
         </w:rPr>
         <w:drawing>
@@ -2946,6 +2951,180 @@
           <w:shd w:val="clear" w:color="auto" w:fill="FFFFFF"/>
         </w:rPr>
       </w:pPr>
+      <w:r>
+        <w:rPr>
+          <w:shd w:val="clear" w:color="auto" w:fill="FFFFFF"/>
+        </w:rPr>
+        <w:t xml:space="preserve">Stimulus is exogenous but emotional response is likely both endogenous </w:t>
+      </w:r>
+    </w:p>
+    <w:p>
+      <w:pPr>
+        <w:tabs>
+          <w:tab w:val="left" w:pos="921"/>
+        </w:tabs>
+        <w:rPr>
+          <w:shd w:val="clear" w:color="auto" w:fill="FFFFFF"/>
+        </w:rPr>
+      </w:pPr>
+      <w:r>
+        <w:rPr>
+          <w:shd w:val="clear" w:color="auto" w:fill="FFFFFF"/>
+        </w:rPr>
+        <w:t>Allocation of attention is driven by an interaction of exogenous and endogenous processes</w:t>
+      </w:r>
+    </w:p>
+    <w:p>
+      <w:pPr>
+        <w:tabs>
+          <w:tab w:val="left" w:pos="921"/>
+        </w:tabs>
+        <w:rPr>
+          <w:shd w:val="clear" w:color="auto" w:fill="FFFFFF"/>
+        </w:rPr>
+      </w:pPr>
+    </w:p>
+    <w:p>
+      <w:pPr>
+        <w:tabs>
+          <w:tab w:val="left" w:pos="921"/>
+        </w:tabs>
+        <w:rPr>
+          <w:b/>
+          <w:bCs/>
+          <w:shd w:val="clear" w:color="auto" w:fill="FFFFFF"/>
+        </w:rPr>
+      </w:pPr>
+      <w:r>
+        <w:rPr>
+          <w:b/>
+          <w:bCs/>
+          <w:shd w:val="clear" w:color="auto" w:fill="FFFFFF"/>
+        </w:rPr>
+        <w:t>Two interacting attentional systems</w:t>
+      </w:r>
+    </w:p>
+    <w:p>
+      <w:pPr>
+        <w:pStyle w:val="ListParagraph"/>
+        <w:numPr>
+          <w:ilvl w:val="0"/>
+          <w:numId w:val="2"/>
+        </w:numPr>
+        <w:tabs>
+          <w:tab w:val="left" w:pos="921"/>
+        </w:tabs>
+        <w:rPr>
+          <w:shd w:val="clear" w:color="auto" w:fill="FFFFFF"/>
+        </w:rPr>
+      </w:pPr>
+      <w:r>
+        <w:rPr>
+          <w:shd w:val="clear" w:color="auto" w:fill="FFFFFF"/>
+        </w:rPr>
+        <w:t>Bottom up, stimulus driven pathway involved exogenous attention specialised for detecting unexpected behaviour relevant stimuli</w:t>
+      </w:r>
+    </w:p>
+    <w:p>
+      <w:pPr>
+        <w:pStyle w:val="ListParagraph"/>
+        <w:numPr>
+          <w:ilvl w:val="0"/>
+          <w:numId w:val="2"/>
+        </w:numPr>
+        <w:tabs>
+          <w:tab w:val="left" w:pos="921"/>
+        </w:tabs>
+        <w:rPr>
+          <w:shd w:val="clear" w:color="auto" w:fill="FFFFFF"/>
+        </w:rPr>
+      </w:pPr>
+      <w:r>
+        <w:rPr>
+          <w:shd w:val="clear" w:color="auto" w:fill="FFFFFF"/>
+        </w:rPr>
+        <w:t>Top down, goal direct preparation and control involved in endogenous attention</w:t>
+      </w:r>
+    </w:p>
+    <w:p>
+      <w:pPr>
+        <w:tabs>
+          <w:tab w:val="left" w:pos="921"/>
+        </w:tabs>
+        <w:rPr>
+          <w:shd w:val="clear" w:color="auto" w:fill="FFFFFF"/>
+        </w:rPr>
+      </w:pPr>
+    </w:p>
+    <w:p>
+      <w:pPr>
+        <w:tabs>
+          <w:tab w:val="left" w:pos="921"/>
+        </w:tabs>
+        <w:rPr>
+          <w:shd w:val="clear" w:color="auto" w:fill="FFFFFF"/>
+        </w:rPr>
+      </w:pPr>
+      <w:r>
+        <w:rPr>
+          <w:shd w:val="clear" w:color="auto" w:fill="FFFFFF"/>
+        </w:rPr>
+        <w:drawing>
+          <wp:inline distT="0" distB="0" distL="0" distR="0" wp14:anchorId="28505C7A" wp14:editId="2DF8755C">
+            <wp:extent cx="4601217" cy="2381582"/>
+            <wp:effectExtent l="0" t="0" r="8890" b="0"/>
+            <wp:docPr id="10" name="Picture 10" descr="A diagram of a human brain&#10;&#10;Description automatically generated"/>
+            <wp:cNvGraphicFramePr>
+              <a:graphicFrameLocks xmlns:a="http://schemas.openxmlformats.org/drawingml/2006/main" noChangeAspect="1"/>
+            </wp:cNvGraphicFramePr>
+            <a:graphic xmlns:a="http://schemas.openxmlformats.org/drawingml/2006/main">
+              <a:graphicData uri="http://schemas.openxmlformats.org/drawingml/2006/picture">
+                <pic:pic xmlns:pic="http://schemas.openxmlformats.org/drawingml/2006/picture">
+                  <pic:nvPicPr>
+                    <pic:cNvPr id="10" name="Picture 10" descr="A diagram of a human brain&#10;&#10;Description automatically generated"/>
+                    <pic:cNvPicPr/>
+                  </pic:nvPicPr>
+                  <pic:blipFill>
+                    <a:blip r:embed="rId14"/>
+                    <a:stretch>
+                      <a:fillRect/>
+                    </a:stretch>
+                  </pic:blipFill>
+                  <pic:spPr>
+                    <a:xfrm>
+                      <a:off x="0" y="0"/>
+                      <a:ext cx="4601217" cy="2381582"/>
+                    </a:xfrm>
+                    <a:prstGeom prst="rect">
+                      <a:avLst/>
+                    </a:prstGeom>
+                  </pic:spPr>
+                </pic:pic>
+              </a:graphicData>
+            </a:graphic>
+          </wp:inline>
+        </w:drawing>
+      </w:r>
+    </w:p>
+    <w:p>
+      <w:pPr>
+        <w:tabs>
+          <w:tab w:val="left" w:pos="921"/>
+        </w:tabs>
+        <w:rPr>
+          <w:shd w:val="clear" w:color="auto" w:fill="FFFFFF"/>
+        </w:rPr>
+      </w:pPr>
+    </w:p>
+    <w:p>
+      <w:pPr>
+        <w:tabs>
+          <w:tab w:val="left" w:pos="921"/>
+        </w:tabs>
+        <w:rPr>
+          <w:shd w:val="clear" w:color="auto" w:fill="FFFFFF"/>
+        </w:rPr>
+      </w:pPr>
     </w:p>
     <w:sectPr>
       <w:pgSz w:w="11906" w:h="16838"/>
@@ -3080,8 +3259,100 @@
       </w:rPr>
     </w:lvl>
   </w:abstractNum>
+  <w:abstractNum w:abstractNumId="1" w15:restartNumberingAfterBreak="0">
+    <w:nsid w:val="7B610587"/>
+    <w:multiLevelType w:val="hybridMultilevel"/>
+    <w:tmpl w:val="05B6550E"/>
+    <w:lvl w:ilvl="0" w:tplc="E340909A">
+      <w:start w:val="1"/>
+      <w:numFmt w:val="decimal"/>
+      <w:lvlText w:val="%1."/>
+      <w:lvlJc w:val="left"/>
+      <w:pPr>
+        <w:ind w:left="720" w:hanging="360"/>
+      </w:pPr>
+      <w:rPr>
+        <w:rFonts w:hint="default"/>
+      </w:rPr>
+    </w:lvl>
+    <w:lvl w:ilvl="1" w:tplc="08090019" w:tentative="1">
+      <w:start w:val="1"/>
+      <w:numFmt w:val="lowerLetter"/>
+      <w:lvlText w:val="%2."/>
+      <w:lvlJc w:val="left"/>
+      <w:pPr>
+        <w:ind w:left="1440" w:hanging="360"/>
+      </w:pPr>
+    </w:lvl>
+    <w:lvl w:ilvl="2" w:tplc="0809001B" w:tentative="1">
+      <w:start w:val="1"/>
+      <w:numFmt w:val="lowerRoman"/>
+      <w:lvlText w:val="%3."/>
+      <w:lvlJc w:val="right"/>
+      <w:pPr>
+        <w:ind w:left="2160" w:hanging="180"/>
+      </w:pPr>
+    </w:lvl>
+    <w:lvl w:ilvl="3" w:tplc="0809000F" w:tentative="1">
+      <w:start w:val="1"/>
+      <w:numFmt w:val="decimal"/>
+      <w:lvlText w:val="%4."/>
+      <w:lvlJc w:val="left"/>
+      <w:pPr>
+        <w:ind w:left="2880" w:hanging="360"/>
+      </w:pPr>
+    </w:lvl>
+    <w:lvl w:ilvl="4" w:tplc="08090019" w:tentative="1">
+      <w:start w:val="1"/>
+      <w:numFmt w:val="lowerLetter"/>
+      <w:lvlText w:val="%5."/>
+      <w:lvlJc w:val="left"/>
+      <w:pPr>
+        <w:ind w:left="3600" w:hanging="360"/>
+      </w:pPr>
+    </w:lvl>
+    <w:lvl w:ilvl="5" w:tplc="0809001B" w:tentative="1">
+      <w:start w:val="1"/>
+      <w:numFmt w:val="lowerRoman"/>
+      <w:lvlText w:val="%6."/>
+      <w:lvlJc w:val="right"/>
+      <w:pPr>
+        <w:ind w:left="4320" w:hanging="180"/>
+      </w:pPr>
+    </w:lvl>
+    <w:lvl w:ilvl="6" w:tplc="0809000F" w:tentative="1">
+      <w:start w:val="1"/>
+      <w:numFmt w:val="decimal"/>
+      <w:lvlText w:val="%7."/>
+      <w:lvlJc w:val="left"/>
+      <w:pPr>
+        <w:ind w:left="5040" w:hanging="360"/>
+      </w:pPr>
+    </w:lvl>
+    <w:lvl w:ilvl="7" w:tplc="08090019" w:tentative="1">
+      <w:start w:val="1"/>
+      <w:numFmt w:val="lowerLetter"/>
+      <w:lvlText w:val="%8."/>
+      <w:lvlJc w:val="left"/>
+      <w:pPr>
+        <w:ind w:left="5760" w:hanging="360"/>
+      </w:pPr>
+    </w:lvl>
+    <w:lvl w:ilvl="8" w:tplc="0809001B" w:tentative="1">
+      <w:start w:val="1"/>
+      <w:numFmt w:val="lowerRoman"/>
+      <w:lvlText w:val="%9."/>
+      <w:lvlJc w:val="right"/>
+      <w:pPr>
+        <w:ind w:left="6480" w:hanging="180"/>
+      </w:pPr>
+    </w:lvl>
+  </w:abstractNum>
   <w:num w:numId="1" w16cid:durableId="1567571614">
     <w:abstractNumId w:val="0"/>
+  </w:num>
+  <w:num w:numId="2" w16cid:durableId="1926185917">
+    <w:abstractNumId w:val="1"/>
   </w:num>
 </w:numbering>
 </file>
